--- a/Fase 1/Evidencias Individuales/1.1_APT122_AutoevaluacionCompetenciasFase1-RodrigoBello.docx
+++ b/Fase 1/Evidencias Individuales/1.1_APT122_AutoevaluacionCompetenciasFase1-RodrigoBello.docx
@@ -1,6 +1,6 @@
 
 <file path=word/document.xml><?xml version="1.0" encoding="utf-8"?>
-<w:document xmlns:wpc="http://schemas.microsoft.com/office/word/2010/wordprocessingCanvas" xmlns:cx="http://schemas.microsoft.com/office/drawing/2014/chartex" xmlns:cx1="http://schemas.microsoft.com/office/drawing/2015/9/8/chartex" xmlns:cx2="http://schemas.microsoft.com/office/drawing/2015/10/21/chartex" xmlns:cx3="http://schemas.microsoft.com/office/drawing/2016/5/9/chartex" xmlns:cx4="http://schemas.microsoft.com/office/drawing/2016/5/10/chartex" xmlns:cx5="http://schemas.microsoft.com/office/drawing/2016/5/11/chartex" xmlns:cx6="http://schemas.microsoft.com/office/drawing/2016/5/12/chartex" xmlns:cx7="http://schemas.microsoft.com/office/drawing/2016/5/13/chartex" xmlns:cx8="http://schemas.microsoft.com/office/drawing/2016/5/14/chartex" xmlns:mc="http://schemas.openxmlformats.org/markup-compatibility/2006" xmlns:aink="http://schemas.microsoft.com/office/drawing/2016/ink" xmlns:am3d="http://schemas.microsoft.com/office/drawing/2017/model3d" xmlns:o="urn:schemas-microsoft-com:office:office" xmlns:r="http://schemas.openxmlformats.org/officeDocument/2006/relationships" xmlns:m="http://schemas.openxmlformats.org/officeDocument/2006/math" xmlns:v="urn:schemas-microsoft-com:vml" xmlns:wp14="http://schemas.microsoft.com/office/word/2010/wordprocessingDrawing" xmlns:wp="http://schemas.openxmlformats.org/drawingml/2006/wordprocessingDrawing" xmlns:w10="urn:schemas-microsoft-com:office:word" xmlns:w="http://schemas.openxmlformats.org/wordprocessingml/2006/main" xmlns:w14="http://schemas.microsoft.com/office/word/2010/wordml" xmlns:w15="http://schemas.microsoft.com/office/word/2012/wordml" xmlns:w16cex="http://schemas.microsoft.com/office/word/2018/wordml/cex" xmlns:w16cid="http://schemas.microsoft.com/office/word/2016/wordml/cid" xmlns:w16="http://schemas.microsoft.com/office/word/2018/wordml" xmlns:w16sdtdh="http://schemas.microsoft.com/office/word/2020/wordml/sdtdatahash" xmlns:w16se="http://schemas.microsoft.com/office/word/2015/wordml/symex" xmlns:wpg="http://schemas.microsoft.com/office/word/2010/wordprocessingGroup" xmlns:wpi="http://schemas.microsoft.com/office/word/2010/wordprocessingInk" xmlns:wne="http://schemas.microsoft.com/office/word/2006/wordml" xmlns:wps="http://schemas.microsoft.com/office/word/2010/wordprocessingShape" mc:Ignorable="w14 w15 w16se w16cid w16 w16cex w16sdtdh wp14">
+<w:document xmlns:wpc="http://schemas.microsoft.com/office/word/2010/wordprocessingCanvas" xmlns:cx="http://schemas.microsoft.com/office/drawing/2014/chartex" xmlns:cx1="http://schemas.microsoft.com/office/drawing/2015/9/8/chartex" xmlns:cx2="http://schemas.microsoft.com/office/drawing/2015/10/21/chartex" xmlns:cx3="http://schemas.microsoft.com/office/drawing/2016/5/9/chartex" xmlns:cx4="http://schemas.microsoft.com/office/drawing/2016/5/10/chartex" xmlns:cx5="http://schemas.microsoft.com/office/drawing/2016/5/11/chartex" xmlns:cx6="http://schemas.microsoft.com/office/drawing/2016/5/12/chartex" xmlns:cx7="http://schemas.microsoft.com/office/drawing/2016/5/13/chartex" xmlns:cx8="http://schemas.microsoft.com/office/drawing/2016/5/14/chartex" xmlns:mc="http://schemas.openxmlformats.org/markup-compatibility/2006" xmlns:aink="http://schemas.microsoft.com/office/drawing/2016/ink" xmlns:am3d="http://schemas.microsoft.com/office/drawing/2017/model3d" xmlns:o="urn:schemas-microsoft-com:office:office" xmlns:oel="http://schemas.microsoft.com/office/2019/extlst" xmlns:r="http://schemas.openxmlformats.org/officeDocument/2006/relationships" xmlns:m="http://schemas.openxmlformats.org/officeDocument/2006/math" xmlns:v="urn:schemas-microsoft-com:vml" xmlns:wp14="http://schemas.microsoft.com/office/word/2010/wordprocessingDrawing" xmlns:wp="http://schemas.openxmlformats.org/drawingml/2006/wordprocessingDrawing" xmlns:w10="urn:schemas-microsoft-com:office:word" xmlns:w="http://schemas.openxmlformats.org/wordprocessingml/2006/main" xmlns:w14="http://schemas.microsoft.com/office/word/2010/wordml" xmlns:w15="http://schemas.microsoft.com/office/word/2012/wordml" xmlns:w16cex="http://schemas.microsoft.com/office/word/2018/wordml/cex" xmlns:w16cid="http://schemas.microsoft.com/office/word/2016/wordml/cid" xmlns:w16="http://schemas.microsoft.com/office/word/2018/wordml" xmlns:w16du="http://schemas.microsoft.com/office/word/2023/wordml/word16du" xmlns:w16sdtdh="http://schemas.microsoft.com/office/word/2020/wordml/sdtdatahash" xmlns:w16sdtfl="http://schemas.microsoft.com/office/word/2024/wordml/sdtformatlock" xmlns:w16se="http://schemas.microsoft.com/office/word/2015/wordml/symex" xmlns:wpg="http://schemas.microsoft.com/office/word/2010/wordprocessingGroup" xmlns:wpi="http://schemas.microsoft.com/office/word/2010/wordprocessingInk" xmlns:wne="http://schemas.microsoft.com/office/word/2006/wordml" xmlns:wps="http://schemas.microsoft.com/office/word/2010/wordprocessingShape" mc:Ignorable="w14 w15 w16se w16cid w16 w16cex w16sdtdh w16sdtfl w16du wp14">
   <w:body>
     <w:p>
       <w:pPr>
@@ -835,6 +835,15 @@
                 <w:szCs w:val="24"/>
               </w:rPr>
             </w:pPr>
+            <w:r>
+              <w:rPr>
+                <w:rFonts w:eastAsiaTheme="majorEastAsia"/>
+                <w:color w:val="767171" w:themeColor="background2" w:themeShade="80"/>
+                <w:sz w:val="24"/>
+                <w:szCs w:val="24"/>
+              </w:rPr>
+              <w:t>Rodrigo Ignacio Bello Gomez</w:t>
+            </w:r>
           </w:p>
         </w:tc>
       </w:tr>
@@ -887,6 +896,15 @@
                 <w:szCs w:val="24"/>
               </w:rPr>
             </w:pPr>
+            <w:r>
+              <w:rPr>
+                <w:rFonts w:eastAsiaTheme="majorEastAsia"/>
+                <w:color w:val="767171" w:themeColor="background2" w:themeShade="80"/>
+                <w:sz w:val="24"/>
+                <w:szCs w:val="24"/>
+              </w:rPr>
+              <w:t xml:space="preserve">Ingeniera en informática </w:t>
+            </w:r>
           </w:p>
         </w:tc>
       </w:tr>
@@ -942,6 +960,15 @@
                 <w:szCs w:val="24"/>
               </w:rPr>
             </w:pPr>
+            <w:r>
+              <w:rPr>
+                <w:rFonts w:eastAsiaTheme="majorEastAsia"/>
+                <w:color w:val="767171" w:themeColor="background2" w:themeShade="80"/>
+                <w:sz w:val="24"/>
+                <w:szCs w:val="24"/>
+              </w:rPr>
+              <w:t>2023</w:t>
+            </w:r>
           </w:p>
         </w:tc>
       </w:tr>
@@ -1388,7 +1415,13 @@
               </w:rPr>
             </w:pPr>
             <w:r>
-              <w:t>Manejo bien la teoría de seguridad, pero este proyecto me sirve perfecto para soltar la mano integrando escáneres reales (SAST, SCA) y aplicando OWASP e ISO 27001 en un caso práctico.</w:t>
+              <w:t>Manejo bien la teoría de seguridad, pero este proyecto me sirve perfecto para soltar la mano integrando</w:t>
+            </w:r>
+            <w:r>
+              <w:t xml:space="preserve"> la</w:t>
+            </w:r>
+            <w:r>
+              <w:t xml:space="preserve"> ISO 27001 en un caso práctico.</w:t>
             </w:r>
           </w:p>
         </w:tc>
@@ -1522,15 +1555,7 @@
               </w:rPr>
             </w:pPr>
             <w:r>
-              <w:t>Me siento súper cómodo programando en JS/</w:t>
-            </w:r>
-            <w:proofErr w:type="spellStart"/>
-            <w:r>
-              <w:t>TypeScript</w:t>
-            </w:r>
-            <w:proofErr w:type="spellEnd"/>
-            <w:r>
-              <w:t>. Es mi fuerte, así que es la base para armar la lógica del sistema y la plataforma web.</w:t>
+              <w:t>Me siento súper cómodo programando en JS/TypeScript. Es mi fuerte, así que es la base para armar la lógica del sistema y la plataforma web.</w:t>
             </w:r>
           </w:p>
         </w:tc>
@@ -1807,15 +1832,7 @@
               </w:rPr>
             </w:pPr>
             <w:r>
-              <w:t xml:space="preserve">Había visto Scrum en ramos anteriores, pero aplicar </w:t>
-            </w:r>
-            <w:proofErr w:type="spellStart"/>
-            <w:r>
-              <w:t>Sprints</w:t>
-            </w:r>
-            <w:proofErr w:type="spellEnd"/>
-            <w:r>
-              <w:t xml:space="preserve"> y llevar el Backlog de verdad durante el semestre me va a servir para ordenarme mejor.</w:t>
+              <w:t>Había visto Scrum en ramos anteriores, pero aplicar Sprints y llevar el Backlog de verdad durante el semestre me va a servir para ordenarme mejor.</w:t>
             </w:r>
           </w:p>
         </w:tc>
@@ -1952,15 +1969,7 @@
               </w:rPr>
             </w:pPr>
             <w:r>
-              <w:t xml:space="preserve">Tengo buena base para estructurar la API y conectar el </w:t>
-            </w:r>
-            <w:proofErr w:type="spellStart"/>
-            <w:r>
-              <w:t>frontend</w:t>
-            </w:r>
-            <w:proofErr w:type="spellEnd"/>
-            <w:r>
-              <w:t xml:space="preserve"> con los motores de escaneo sin que se desordene el código.</w:t>
+              <w:t>Tengo buena base para estructurar la API y conectar el frontend con los motores de escaneo sin que se desordene el código.</w:t>
             </w:r>
           </w:p>
         </w:tc>
@@ -2097,11 +2106,7 @@
               </w:rPr>
             </w:pPr>
             <w:r>
-              <w:t xml:space="preserve">Sé hacer pruebas básicas para que las cosas no fallen, pero tengo que ponerle más ojo a la </w:t>
-            </w:r>
-            <w:r>
-              <w:lastRenderedPageBreak/>
-              <w:t>validación de reportes para evitar falsos positivos.</w:t>
+              <w:t>Sé hacer pruebas básicas para que las cosas no fallen, pero tengo que ponerle más ojo a la validación de reportes para evitar falsos positivos.</w:t>
             </w:r>
           </w:p>
         </w:tc>
@@ -2690,7 +2695,7 @@
 </file>
 
 <file path=word/endnotes.xml><?xml version="1.0" encoding="utf-8"?>
-<w:endnotes xmlns:wpc="http://schemas.microsoft.com/office/word/2010/wordprocessingCanvas" xmlns:cx="http://schemas.microsoft.com/office/drawing/2014/chartex" xmlns:cx1="http://schemas.microsoft.com/office/drawing/2015/9/8/chartex" xmlns:cx2="http://schemas.microsoft.com/office/drawing/2015/10/21/chartex" xmlns:cx3="http://schemas.microsoft.com/office/drawing/2016/5/9/chartex" xmlns:cx4="http://schemas.microsoft.com/office/drawing/2016/5/10/chartex" xmlns:cx5="http://schemas.microsoft.com/office/drawing/2016/5/11/chartex" xmlns:cx6="http://schemas.microsoft.com/office/drawing/2016/5/12/chartex" xmlns:cx7="http://schemas.microsoft.com/office/drawing/2016/5/13/chartex" xmlns:cx8="http://schemas.microsoft.com/office/drawing/2016/5/14/chartex" xmlns:mc="http://schemas.openxmlformats.org/markup-compatibility/2006" xmlns:aink="http://schemas.microsoft.com/office/drawing/2016/ink" xmlns:am3d="http://schemas.microsoft.com/office/drawing/2017/model3d" xmlns:o="urn:schemas-microsoft-com:office:office" xmlns:r="http://schemas.openxmlformats.org/officeDocument/2006/relationships" xmlns:m="http://schemas.openxmlformats.org/officeDocument/2006/math" xmlns:v="urn:schemas-microsoft-com:vml" xmlns:wp14="http://schemas.microsoft.com/office/word/2010/wordprocessingDrawing" xmlns:wp="http://schemas.openxmlformats.org/drawingml/2006/wordprocessingDrawing" xmlns:w10="urn:schemas-microsoft-com:office:word" xmlns:w="http://schemas.openxmlformats.org/wordprocessingml/2006/main" xmlns:w14="http://schemas.microsoft.com/office/word/2010/wordml" xmlns:w15="http://schemas.microsoft.com/office/word/2012/wordml" xmlns:w16cex="http://schemas.microsoft.com/office/word/2018/wordml/cex" xmlns:w16cid="http://schemas.microsoft.com/office/word/2016/wordml/cid" xmlns:w16="http://schemas.microsoft.com/office/word/2018/wordml" xmlns:w16sdtdh="http://schemas.microsoft.com/office/word/2020/wordml/sdtdatahash" xmlns:w16se="http://schemas.microsoft.com/office/word/2015/wordml/symex" xmlns:wpg="http://schemas.microsoft.com/office/word/2010/wordprocessingGroup" xmlns:wpi="http://schemas.microsoft.com/office/word/2010/wordprocessingInk" xmlns:wne="http://schemas.microsoft.com/office/word/2006/wordml" xmlns:wps="http://schemas.microsoft.com/office/word/2010/wordprocessingShape" mc:Ignorable="w14 w15 w16se w16cid w16 w16cex w16sdtdh wp14">
+<w:endnotes xmlns:wpc="http://schemas.microsoft.com/office/word/2010/wordprocessingCanvas" xmlns:cx="http://schemas.microsoft.com/office/drawing/2014/chartex" xmlns:cx1="http://schemas.microsoft.com/office/drawing/2015/9/8/chartex" xmlns:cx2="http://schemas.microsoft.com/office/drawing/2015/10/21/chartex" xmlns:cx3="http://schemas.microsoft.com/office/drawing/2016/5/9/chartex" xmlns:cx4="http://schemas.microsoft.com/office/drawing/2016/5/10/chartex" xmlns:cx5="http://schemas.microsoft.com/office/drawing/2016/5/11/chartex" xmlns:cx6="http://schemas.microsoft.com/office/drawing/2016/5/12/chartex" xmlns:cx7="http://schemas.microsoft.com/office/drawing/2016/5/13/chartex" xmlns:cx8="http://schemas.microsoft.com/office/drawing/2016/5/14/chartex" xmlns:mc="http://schemas.openxmlformats.org/markup-compatibility/2006" xmlns:aink="http://schemas.microsoft.com/office/drawing/2016/ink" xmlns:am3d="http://schemas.microsoft.com/office/drawing/2017/model3d" xmlns:o="urn:schemas-microsoft-com:office:office" xmlns:oel="http://schemas.microsoft.com/office/2019/extlst" xmlns:r="http://schemas.openxmlformats.org/officeDocument/2006/relationships" xmlns:m="http://schemas.openxmlformats.org/officeDocument/2006/math" xmlns:v="urn:schemas-microsoft-com:vml" xmlns:wp14="http://schemas.microsoft.com/office/word/2010/wordprocessingDrawing" xmlns:wp="http://schemas.openxmlformats.org/drawingml/2006/wordprocessingDrawing" xmlns:w10="urn:schemas-microsoft-com:office:word" xmlns:w="http://schemas.openxmlformats.org/wordprocessingml/2006/main" xmlns:w14="http://schemas.microsoft.com/office/word/2010/wordml" xmlns:w15="http://schemas.microsoft.com/office/word/2012/wordml" xmlns:w16cex="http://schemas.microsoft.com/office/word/2018/wordml/cex" xmlns:w16cid="http://schemas.microsoft.com/office/word/2016/wordml/cid" xmlns:w16="http://schemas.microsoft.com/office/word/2018/wordml" xmlns:w16du="http://schemas.microsoft.com/office/word/2023/wordml/word16du" xmlns:w16sdtdh="http://schemas.microsoft.com/office/word/2020/wordml/sdtdatahash" xmlns:w16sdtfl="http://schemas.microsoft.com/office/word/2024/wordml/sdtformatlock" xmlns:w16se="http://schemas.microsoft.com/office/word/2015/wordml/symex" xmlns:wpg="http://schemas.microsoft.com/office/word/2010/wordprocessingGroup" xmlns:wpi="http://schemas.microsoft.com/office/word/2010/wordprocessingInk" xmlns:wne="http://schemas.microsoft.com/office/word/2006/wordml" xmlns:wps="http://schemas.microsoft.com/office/word/2010/wordprocessingShape" mc:Ignorable="w14 w15 w16se w16cid w16 w16cex w16sdtdh w16sdtfl w16du wp14">
   <w:endnote w:type="separator" w:id="-1">
     <w:p>
       <w:pPr>
@@ -2715,7 +2720,7 @@
 </file>
 
 <file path=word/footer1.xml><?xml version="1.0" encoding="utf-8"?>
-<w:ftr xmlns:wpc="http://schemas.microsoft.com/office/word/2010/wordprocessingCanvas" xmlns:cx="http://schemas.microsoft.com/office/drawing/2014/chartex" xmlns:cx1="http://schemas.microsoft.com/office/drawing/2015/9/8/chartex" xmlns:cx2="http://schemas.microsoft.com/office/drawing/2015/10/21/chartex" xmlns:cx3="http://schemas.microsoft.com/office/drawing/2016/5/9/chartex" xmlns:cx4="http://schemas.microsoft.com/office/drawing/2016/5/10/chartex" xmlns:cx5="http://schemas.microsoft.com/office/drawing/2016/5/11/chartex" xmlns:cx6="http://schemas.microsoft.com/office/drawing/2016/5/12/chartex" xmlns:cx7="http://schemas.microsoft.com/office/drawing/2016/5/13/chartex" xmlns:cx8="http://schemas.microsoft.com/office/drawing/2016/5/14/chartex" xmlns:mc="http://schemas.openxmlformats.org/markup-compatibility/2006" xmlns:aink="http://schemas.microsoft.com/office/drawing/2016/ink" xmlns:am3d="http://schemas.microsoft.com/office/drawing/2017/model3d" xmlns:o="urn:schemas-microsoft-com:office:office" xmlns:r="http://schemas.openxmlformats.org/officeDocument/2006/relationships" xmlns:m="http://schemas.openxmlformats.org/officeDocument/2006/math" xmlns:v="urn:schemas-microsoft-com:vml" xmlns:wp14="http://schemas.microsoft.com/office/word/2010/wordprocessingDrawing" xmlns:wp="http://schemas.openxmlformats.org/drawingml/2006/wordprocessingDrawing" xmlns:w10="urn:schemas-microsoft-com:office:word" xmlns:w="http://schemas.openxmlformats.org/wordprocessingml/2006/main" xmlns:w14="http://schemas.microsoft.com/office/word/2010/wordml" xmlns:w15="http://schemas.microsoft.com/office/word/2012/wordml" xmlns:w16cex="http://schemas.microsoft.com/office/word/2018/wordml/cex" xmlns:w16cid="http://schemas.microsoft.com/office/word/2016/wordml/cid" xmlns:w16="http://schemas.microsoft.com/office/word/2018/wordml" xmlns:w16sdtdh="http://schemas.microsoft.com/office/word/2020/wordml/sdtdatahash" xmlns:w16se="http://schemas.microsoft.com/office/word/2015/wordml/symex" xmlns:wpg="http://schemas.microsoft.com/office/word/2010/wordprocessingGroup" xmlns:wpi="http://schemas.microsoft.com/office/word/2010/wordprocessingInk" xmlns:wne="http://schemas.microsoft.com/office/word/2006/wordml" xmlns:wps="http://schemas.microsoft.com/office/word/2010/wordprocessingShape" mc:Ignorable="w14 w15 w16se w16cid w16 w16cex w16sdtdh wp14">
+<w:ftr xmlns:wpc="http://schemas.microsoft.com/office/word/2010/wordprocessingCanvas" xmlns:cx="http://schemas.microsoft.com/office/drawing/2014/chartex" xmlns:cx1="http://schemas.microsoft.com/office/drawing/2015/9/8/chartex" xmlns:cx2="http://schemas.microsoft.com/office/drawing/2015/10/21/chartex" xmlns:cx3="http://schemas.microsoft.com/office/drawing/2016/5/9/chartex" xmlns:cx4="http://schemas.microsoft.com/office/drawing/2016/5/10/chartex" xmlns:cx5="http://schemas.microsoft.com/office/drawing/2016/5/11/chartex" xmlns:cx6="http://schemas.microsoft.com/office/drawing/2016/5/12/chartex" xmlns:cx7="http://schemas.microsoft.com/office/drawing/2016/5/13/chartex" xmlns:cx8="http://schemas.microsoft.com/office/drawing/2016/5/14/chartex" xmlns:mc="http://schemas.openxmlformats.org/markup-compatibility/2006" xmlns:aink="http://schemas.microsoft.com/office/drawing/2016/ink" xmlns:am3d="http://schemas.microsoft.com/office/drawing/2017/model3d" xmlns:o="urn:schemas-microsoft-com:office:office" xmlns:oel="http://schemas.microsoft.com/office/2019/extlst" xmlns:r="http://schemas.openxmlformats.org/officeDocument/2006/relationships" xmlns:m="http://schemas.openxmlformats.org/officeDocument/2006/math" xmlns:v="urn:schemas-microsoft-com:vml" xmlns:wp14="http://schemas.microsoft.com/office/word/2010/wordprocessingDrawing" xmlns:wp="http://schemas.openxmlformats.org/drawingml/2006/wordprocessingDrawing" xmlns:w10="urn:schemas-microsoft-com:office:word" xmlns:w="http://schemas.openxmlformats.org/wordprocessingml/2006/main" xmlns:w14="http://schemas.microsoft.com/office/word/2010/wordml" xmlns:w15="http://schemas.microsoft.com/office/word/2012/wordml" xmlns:w16cex="http://schemas.microsoft.com/office/word/2018/wordml/cex" xmlns:w16cid="http://schemas.microsoft.com/office/word/2016/wordml/cid" xmlns:w16="http://schemas.microsoft.com/office/word/2018/wordml" xmlns:w16du="http://schemas.microsoft.com/office/word/2023/wordml/word16du" xmlns:w16sdtdh="http://schemas.microsoft.com/office/word/2020/wordml/sdtdatahash" xmlns:w16sdtfl="http://schemas.microsoft.com/office/word/2024/wordml/sdtformatlock" xmlns:w16se="http://schemas.microsoft.com/office/word/2015/wordml/symex" xmlns:wpg="http://schemas.microsoft.com/office/word/2010/wordprocessingGroup" xmlns:wpi="http://schemas.microsoft.com/office/word/2010/wordprocessingInk" xmlns:wne="http://schemas.microsoft.com/office/word/2006/wordml" xmlns:wps="http://schemas.microsoft.com/office/word/2010/wordprocessingShape" mc:Ignorable="w14 w15 w16se w16cid w16 w16cex w16sdtdh w16sdtfl w16du wp14">
   <w:p>
     <w:pPr>
       <w:pStyle w:val="Piedepgina"/>
@@ -2725,7 +2730,7 @@
 </file>
 
 <file path=word/footer2.xml><?xml version="1.0" encoding="utf-8"?>
-<w:ftr xmlns:wpc="http://schemas.microsoft.com/office/word/2010/wordprocessingCanvas" xmlns:cx="http://schemas.microsoft.com/office/drawing/2014/chartex" xmlns:cx1="http://schemas.microsoft.com/office/drawing/2015/9/8/chartex" xmlns:cx2="http://schemas.microsoft.com/office/drawing/2015/10/21/chartex" xmlns:cx3="http://schemas.microsoft.com/office/drawing/2016/5/9/chartex" xmlns:cx4="http://schemas.microsoft.com/office/drawing/2016/5/10/chartex" xmlns:cx5="http://schemas.microsoft.com/office/drawing/2016/5/11/chartex" xmlns:cx6="http://schemas.microsoft.com/office/drawing/2016/5/12/chartex" xmlns:cx7="http://schemas.microsoft.com/office/drawing/2016/5/13/chartex" xmlns:cx8="http://schemas.microsoft.com/office/drawing/2016/5/14/chartex" xmlns:mc="http://schemas.openxmlformats.org/markup-compatibility/2006" xmlns:aink="http://schemas.microsoft.com/office/drawing/2016/ink" xmlns:am3d="http://schemas.microsoft.com/office/drawing/2017/model3d" xmlns:o="urn:schemas-microsoft-com:office:office" xmlns:r="http://schemas.openxmlformats.org/officeDocument/2006/relationships" xmlns:m="http://schemas.openxmlformats.org/officeDocument/2006/math" xmlns:v="urn:schemas-microsoft-com:vml" xmlns:wp14="http://schemas.microsoft.com/office/word/2010/wordprocessingDrawing" xmlns:wp="http://schemas.openxmlformats.org/drawingml/2006/wordprocessingDrawing" xmlns:w10="urn:schemas-microsoft-com:office:word" xmlns:w="http://schemas.openxmlformats.org/wordprocessingml/2006/main" xmlns:w14="http://schemas.microsoft.com/office/word/2010/wordml" xmlns:w15="http://schemas.microsoft.com/office/word/2012/wordml" xmlns:w16cex="http://schemas.microsoft.com/office/word/2018/wordml/cex" xmlns:w16cid="http://schemas.microsoft.com/office/word/2016/wordml/cid" xmlns:w16="http://schemas.microsoft.com/office/word/2018/wordml" xmlns:w16sdtdh="http://schemas.microsoft.com/office/word/2020/wordml/sdtdatahash" xmlns:w16se="http://schemas.microsoft.com/office/word/2015/wordml/symex" xmlns:wpg="http://schemas.microsoft.com/office/word/2010/wordprocessingGroup" xmlns:wpi="http://schemas.microsoft.com/office/word/2010/wordprocessingInk" xmlns:wne="http://schemas.microsoft.com/office/word/2006/wordml" xmlns:wps="http://schemas.microsoft.com/office/word/2010/wordprocessingShape" mc:Ignorable="w14 w15 w16se w16cid w16 w16cex w16sdtdh wp14">
+<w:ftr xmlns:wpc="http://schemas.microsoft.com/office/word/2010/wordprocessingCanvas" xmlns:cx="http://schemas.microsoft.com/office/drawing/2014/chartex" xmlns:cx1="http://schemas.microsoft.com/office/drawing/2015/9/8/chartex" xmlns:cx2="http://schemas.microsoft.com/office/drawing/2015/10/21/chartex" xmlns:cx3="http://schemas.microsoft.com/office/drawing/2016/5/9/chartex" xmlns:cx4="http://schemas.microsoft.com/office/drawing/2016/5/10/chartex" xmlns:cx5="http://schemas.microsoft.com/office/drawing/2016/5/11/chartex" xmlns:cx6="http://schemas.microsoft.com/office/drawing/2016/5/12/chartex" xmlns:cx7="http://schemas.microsoft.com/office/drawing/2016/5/13/chartex" xmlns:cx8="http://schemas.microsoft.com/office/drawing/2016/5/14/chartex" xmlns:mc="http://schemas.openxmlformats.org/markup-compatibility/2006" xmlns:aink="http://schemas.microsoft.com/office/drawing/2016/ink" xmlns:am3d="http://schemas.microsoft.com/office/drawing/2017/model3d" xmlns:o="urn:schemas-microsoft-com:office:office" xmlns:oel="http://schemas.microsoft.com/office/2019/extlst" xmlns:r="http://schemas.openxmlformats.org/officeDocument/2006/relationships" xmlns:m="http://schemas.openxmlformats.org/officeDocument/2006/math" xmlns:v="urn:schemas-microsoft-com:vml" xmlns:wp14="http://schemas.microsoft.com/office/word/2010/wordprocessingDrawing" xmlns:wp="http://schemas.openxmlformats.org/drawingml/2006/wordprocessingDrawing" xmlns:w10="urn:schemas-microsoft-com:office:word" xmlns:w="http://schemas.openxmlformats.org/wordprocessingml/2006/main" xmlns:w14="http://schemas.microsoft.com/office/word/2010/wordml" xmlns:w15="http://schemas.microsoft.com/office/word/2012/wordml" xmlns:w16cex="http://schemas.microsoft.com/office/word/2018/wordml/cex" xmlns:w16cid="http://schemas.microsoft.com/office/word/2016/wordml/cid" xmlns:w16="http://schemas.microsoft.com/office/word/2018/wordml" xmlns:w16du="http://schemas.microsoft.com/office/word/2023/wordml/word16du" xmlns:w16sdtdh="http://schemas.microsoft.com/office/word/2020/wordml/sdtdatahash" xmlns:w16sdtfl="http://schemas.microsoft.com/office/word/2024/wordml/sdtformatlock" xmlns:w16se="http://schemas.microsoft.com/office/word/2015/wordml/symex" xmlns:wpg="http://schemas.microsoft.com/office/word/2010/wordprocessingGroup" xmlns:wpi="http://schemas.microsoft.com/office/word/2010/wordprocessingInk" xmlns:wne="http://schemas.microsoft.com/office/word/2006/wordml" xmlns:wps="http://schemas.microsoft.com/office/word/2010/wordprocessingShape" mc:Ignorable="w14 w15 w16se w16cid w16 w16cex w16sdtdh w16sdtfl w16du wp14">
   <w:sdt>
     <w:sdtPr>
       <w:id w:val="-1904276369"/>
@@ -2734,7 +2739,6 @@
         <w:docPartUnique/>
       </w:docPartObj>
     </w:sdtPr>
-    <w:sdtEndPr/>
     <w:sdtContent>
       <w:p>
         <w:pPr>
@@ -3013,7 +3017,7 @@
 </file>
 
 <file path=word/footer3.xml><?xml version="1.0" encoding="utf-8"?>
-<w:ftr xmlns:wpc="http://schemas.microsoft.com/office/word/2010/wordprocessingCanvas" xmlns:cx="http://schemas.microsoft.com/office/drawing/2014/chartex" xmlns:cx1="http://schemas.microsoft.com/office/drawing/2015/9/8/chartex" xmlns:cx2="http://schemas.microsoft.com/office/drawing/2015/10/21/chartex" xmlns:cx3="http://schemas.microsoft.com/office/drawing/2016/5/9/chartex" xmlns:cx4="http://schemas.microsoft.com/office/drawing/2016/5/10/chartex" xmlns:cx5="http://schemas.microsoft.com/office/drawing/2016/5/11/chartex" xmlns:cx6="http://schemas.microsoft.com/office/drawing/2016/5/12/chartex" xmlns:cx7="http://schemas.microsoft.com/office/drawing/2016/5/13/chartex" xmlns:cx8="http://schemas.microsoft.com/office/drawing/2016/5/14/chartex" xmlns:mc="http://schemas.openxmlformats.org/markup-compatibility/2006" xmlns:aink="http://schemas.microsoft.com/office/drawing/2016/ink" xmlns:am3d="http://schemas.microsoft.com/office/drawing/2017/model3d" xmlns:o="urn:schemas-microsoft-com:office:office" xmlns:r="http://schemas.openxmlformats.org/officeDocument/2006/relationships" xmlns:m="http://schemas.openxmlformats.org/officeDocument/2006/math" xmlns:v="urn:schemas-microsoft-com:vml" xmlns:wp14="http://schemas.microsoft.com/office/word/2010/wordprocessingDrawing" xmlns:wp="http://schemas.openxmlformats.org/drawingml/2006/wordprocessingDrawing" xmlns:w10="urn:schemas-microsoft-com:office:word" xmlns:w="http://schemas.openxmlformats.org/wordprocessingml/2006/main" xmlns:w14="http://schemas.microsoft.com/office/word/2010/wordml" xmlns:w15="http://schemas.microsoft.com/office/word/2012/wordml" xmlns:w16cex="http://schemas.microsoft.com/office/word/2018/wordml/cex" xmlns:w16cid="http://schemas.microsoft.com/office/word/2016/wordml/cid" xmlns:w16="http://schemas.microsoft.com/office/word/2018/wordml" xmlns:w16sdtdh="http://schemas.microsoft.com/office/word/2020/wordml/sdtdatahash" xmlns:w16se="http://schemas.microsoft.com/office/word/2015/wordml/symex" xmlns:wpg="http://schemas.microsoft.com/office/word/2010/wordprocessingGroup" xmlns:wpi="http://schemas.microsoft.com/office/word/2010/wordprocessingInk" xmlns:wne="http://schemas.microsoft.com/office/word/2006/wordml" xmlns:wps="http://schemas.microsoft.com/office/word/2010/wordprocessingShape" mc:Ignorable="w14 w15 w16se w16cid w16 w16cex w16sdtdh wp14">
+<w:ftr xmlns:wpc="http://schemas.microsoft.com/office/word/2010/wordprocessingCanvas" xmlns:cx="http://schemas.microsoft.com/office/drawing/2014/chartex" xmlns:cx1="http://schemas.microsoft.com/office/drawing/2015/9/8/chartex" xmlns:cx2="http://schemas.microsoft.com/office/drawing/2015/10/21/chartex" xmlns:cx3="http://schemas.microsoft.com/office/drawing/2016/5/9/chartex" xmlns:cx4="http://schemas.microsoft.com/office/drawing/2016/5/10/chartex" xmlns:cx5="http://schemas.microsoft.com/office/drawing/2016/5/11/chartex" xmlns:cx6="http://schemas.microsoft.com/office/drawing/2016/5/12/chartex" xmlns:cx7="http://schemas.microsoft.com/office/drawing/2016/5/13/chartex" xmlns:cx8="http://schemas.microsoft.com/office/drawing/2016/5/14/chartex" xmlns:mc="http://schemas.openxmlformats.org/markup-compatibility/2006" xmlns:aink="http://schemas.microsoft.com/office/drawing/2016/ink" xmlns:am3d="http://schemas.microsoft.com/office/drawing/2017/model3d" xmlns:o="urn:schemas-microsoft-com:office:office" xmlns:oel="http://schemas.microsoft.com/office/2019/extlst" xmlns:r="http://schemas.openxmlformats.org/officeDocument/2006/relationships" xmlns:m="http://schemas.openxmlformats.org/officeDocument/2006/math" xmlns:v="urn:schemas-microsoft-com:vml" xmlns:wp14="http://schemas.microsoft.com/office/word/2010/wordprocessingDrawing" xmlns:wp="http://schemas.openxmlformats.org/drawingml/2006/wordprocessingDrawing" xmlns:w10="urn:schemas-microsoft-com:office:word" xmlns:w="http://schemas.openxmlformats.org/wordprocessingml/2006/main" xmlns:w14="http://schemas.microsoft.com/office/word/2010/wordml" xmlns:w15="http://schemas.microsoft.com/office/word/2012/wordml" xmlns:w16cex="http://schemas.microsoft.com/office/word/2018/wordml/cex" xmlns:w16cid="http://schemas.microsoft.com/office/word/2016/wordml/cid" xmlns:w16="http://schemas.microsoft.com/office/word/2018/wordml" xmlns:w16du="http://schemas.microsoft.com/office/word/2023/wordml/word16du" xmlns:w16sdtdh="http://schemas.microsoft.com/office/word/2020/wordml/sdtdatahash" xmlns:w16sdtfl="http://schemas.microsoft.com/office/word/2024/wordml/sdtformatlock" xmlns:w16se="http://schemas.microsoft.com/office/word/2015/wordml/symex" xmlns:wpg="http://schemas.microsoft.com/office/word/2010/wordprocessingGroup" xmlns:wpi="http://schemas.microsoft.com/office/word/2010/wordprocessingInk" xmlns:wne="http://schemas.microsoft.com/office/word/2006/wordml" xmlns:wps="http://schemas.microsoft.com/office/word/2010/wordprocessingShape" mc:Ignorable="w14 w15 w16se w16cid w16 w16cex w16sdtdh w16sdtfl w16du wp14">
   <w:p>
     <w:pPr>
       <w:pStyle w:val="Piedepgina"/>
@@ -3023,7 +3027,7 @@
 </file>
 
 <file path=word/footnotes.xml><?xml version="1.0" encoding="utf-8"?>
-<w:footnotes xmlns:wpc="http://schemas.microsoft.com/office/word/2010/wordprocessingCanvas" xmlns:cx="http://schemas.microsoft.com/office/drawing/2014/chartex" xmlns:cx1="http://schemas.microsoft.com/office/drawing/2015/9/8/chartex" xmlns:cx2="http://schemas.microsoft.com/office/drawing/2015/10/21/chartex" xmlns:cx3="http://schemas.microsoft.com/office/drawing/2016/5/9/chartex" xmlns:cx4="http://schemas.microsoft.com/office/drawing/2016/5/10/chartex" xmlns:cx5="http://schemas.microsoft.com/office/drawing/2016/5/11/chartex" xmlns:cx6="http://schemas.microsoft.com/office/drawing/2016/5/12/chartex" xmlns:cx7="http://schemas.microsoft.com/office/drawing/2016/5/13/chartex" xmlns:cx8="http://schemas.microsoft.com/office/drawing/2016/5/14/chartex" xmlns:mc="http://schemas.openxmlformats.org/markup-compatibility/2006" xmlns:aink="http://schemas.microsoft.com/office/drawing/2016/ink" xmlns:am3d="http://schemas.microsoft.com/office/drawing/2017/model3d" xmlns:o="urn:schemas-microsoft-com:office:office" xmlns:r="http://schemas.openxmlformats.org/officeDocument/2006/relationships" xmlns:m="http://schemas.openxmlformats.org/officeDocument/2006/math" xmlns:v="urn:schemas-microsoft-com:vml" xmlns:wp14="http://schemas.microsoft.com/office/word/2010/wordprocessingDrawing" xmlns:wp="http://schemas.openxmlformats.org/drawingml/2006/wordprocessingDrawing" xmlns:w10="urn:schemas-microsoft-com:office:word" xmlns:w="http://schemas.openxmlformats.org/wordprocessingml/2006/main" xmlns:w14="http://schemas.microsoft.com/office/word/2010/wordml" xmlns:w15="http://schemas.microsoft.com/office/word/2012/wordml" xmlns:w16cex="http://schemas.microsoft.com/office/word/2018/wordml/cex" xmlns:w16cid="http://schemas.microsoft.com/office/word/2016/wordml/cid" xmlns:w16="http://schemas.microsoft.com/office/word/2018/wordml" xmlns:w16sdtdh="http://schemas.microsoft.com/office/word/2020/wordml/sdtdatahash" xmlns:w16se="http://schemas.microsoft.com/office/word/2015/wordml/symex" xmlns:wpg="http://schemas.microsoft.com/office/word/2010/wordprocessingGroup" xmlns:wpi="http://schemas.microsoft.com/office/word/2010/wordprocessingInk" xmlns:wne="http://schemas.microsoft.com/office/word/2006/wordml" xmlns:wps="http://schemas.microsoft.com/office/word/2010/wordprocessingShape" mc:Ignorable="w14 w15 w16se w16cid w16 w16cex w16sdtdh wp14">
+<w:footnotes xmlns:wpc="http://schemas.microsoft.com/office/word/2010/wordprocessingCanvas" xmlns:cx="http://schemas.microsoft.com/office/drawing/2014/chartex" xmlns:cx1="http://schemas.microsoft.com/office/drawing/2015/9/8/chartex" xmlns:cx2="http://schemas.microsoft.com/office/drawing/2015/10/21/chartex" xmlns:cx3="http://schemas.microsoft.com/office/drawing/2016/5/9/chartex" xmlns:cx4="http://schemas.microsoft.com/office/drawing/2016/5/10/chartex" xmlns:cx5="http://schemas.microsoft.com/office/drawing/2016/5/11/chartex" xmlns:cx6="http://schemas.microsoft.com/office/drawing/2016/5/12/chartex" xmlns:cx7="http://schemas.microsoft.com/office/drawing/2016/5/13/chartex" xmlns:cx8="http://schemas.microsoft.com/office/drawing/2016/5/14/chartex" xmlns:mc="http://schemas.openxmlformats.org/markup-compatibility/2006" xmlns:aink="http://schemas.microsoft.com/office/drawing/2016/ink" xmlns:am3d="http://schemas.microsoft.com/office/drawing/2017/model3d" xmlns:o="urn:schemas-microsoft-com:office:office" xmlns:oel="http://schemas.microsoft.com/office/2019/extlst" xmlns:r="http://schemas.openxmlformats.org/officeDocument/2006/relationships" xmlns:m="http://schemas.openxmlformats.org/officeDocument/2006/math" xmlns:v="urn:schemas-microsoft-com:vml" xmlns:wp14="http://schemas.microsoft.com/office/word/2010/wordprocessingDrawing" xmlns:wp="http://schemas.openxmlformats.org/drawingml/2006/wordprocessingDrawing" xmlns:w10="urn:schemas-microsoft-com:office:word" xmlns:w="http://schemas.openxmlformats.org/wordprocessingml/2006/main" xmlns:w14="http://schemas.microsoft.com/office/word/2010/wordml" xmlns:w15="http://schemas.microsoft.com/office/word/2012/wordml" xmlns:w16cex="http://schemas.microsoft.com/office/word/2018/wordml/cex" xmlns:w16cid="http://schemas.microsoft.com/office/word/2016/wordml/cid" xmlns:w16="http://schemas.microsoft.com/office/word/2018/wordml" xmlns:w16du="http://schemas.microsoft.com/office/word/2023/wordml/word16du" xmlns:w16sdtdh="http://schemas.microsoft.com/office/word/2020/wordml/sdtdatahash" xmlns:w16sdtfl="http://schemas.microsoft.com/office/word/2024/wordml/sdtformatlock" xmlns:w16se="http://schemas.microsoft.com/office/word/2015/wordml/symex" xmlns:wpg="http://schemas.microsoft.com/office/word/2010/wordprocessingGroup" xmlns:wpi="http://schemas.microsoft.com/office/word/2010/wordprocessingInk" xmlns:wne="http://schemas.microsoft.com/office/word/2006/wordml" xmlns:wps="http://schemas.microsoft.com/office/word/2010/wordprocessingShape" mc:Ignorable="w14 w15 w16se w16cid w16 w16cex w16sdtdh w16sdtfl w16du wp14">
   <w:footnote w:type="separator" w:id="-1">
     <w:p>
       <w:pPr>
@@ -3048,7 +3052,7 @@
 </file>
 
 <file path=word/header1.xml><?xml version="1.0" encoding="utf-8"?>
-<w:hdr xmlns:wpc="http://schemas.microsoft.com/office/word/2010/wordprocessingCanvas" xmlns:cx="http://schemas.microsoft.com/office/drawing/2014/chartex" xmlns:cx1="http://schemas.microsoft.com/office/drawing/2015/9/8/chartex" xmlns:cx2="http://schemas.microsoft.com/office/drawing/2015/10/21/chartex" xmlns:cx3="http://schemas.microsoft.com/office/drawing/2016/5/9/chartex" xmlns:cx4="http://schemas.microsoft.com/office/drawing/2016/5/10/chartex" xmlns:cx5="http://schemas.microsoft.com/office/drawing/2016/5/11/chartex" xmlns:cx6="http://schemas.microsoft.com/office/drawing/2016/5/12/chartex" xmlns:cx7="http://schemas.microsoft.com/office/drawing/2016/5/13/chartex" xmlns:cx8="http://schemas.microsoft.com/office/drawing/2016/5/14/chartex" xmlns:mc="http://schemas.openxmlformats.org/markup-compatibility/2006" xmlns:aink="http://schemas.microsoft.com/office/drawing/2016/ink" xmlns:am3d="http://schemas.microsoft.com/office/drawing/2017/model3d" xmlns:o="urn:schemas-microsoft-com:office:office" xmlns:r="http://schemas.openxmlformats.org/officeDocument/2006/relationships" xmlns:m="http://schemas.openxmlformats.org/officeDocument/2006/math" xmlns:v="urn:schemas-microsoft-com:vml" xmlns:wp14="http://schemas.microsoft.com/office/word/2010/wordprocessingDrawing" xmlns:wp="http://schemas.openxmlformats.org/drawingml/2006/wordprocessingDrawing" xmlns:w10="urn:schemas-microsoft-com:office:word" xmlns:w="http://schemas.openxmlformats.org/wordprocessingml/2006/main" xmlns:w14="http://schemas.microsoft.com/office/word/2010/wordml" xmlns:w15="http://schemas.microsoft.com/office/word/2012/wordml" xmlns:w16cex="http://schemas.microsoft.com/office/word/2018/wordml/cex" xmlns:w16cid="http://schemas.microsoft.com/office/word/2016/wordml/cid" xmlns:w16="http://schemas.microsoft.com/office/word/2018/wordml" xmlns:w16sdtdh="http://schemas.microsoft.com/office/word/2020/wordml/sdtdatahash" xmlns:w16se="http://schemas.microsoft.com/office/word/2015/wordml/symex" xmlns:wpg="http://schemas.microsoft.com/office/word/2010/wordprocessingGroup" xmlns:wpi="http://schemas.microsoft.com/office/word/2010/wordprocessingInk" xmlns:wne="http://schemas.microsoft.com/office/word/2006/wordml" xmlns:wps="http://schemas.microsoft.com/office/word/2010/wordprocessingShape" mc:Ignorable="w14 w15 w16se w16cid w16 w16cex w16sdtdh wp14">
+<w:hdr xmlns:wpc="http://schemas.microsoft.com/office/word/2010/wordprocessingCanvas" xmlns:cx="http://schemas.microsoft.com/office/drawing/2014/chartex" xmlns:cx1="http://schemas.microsoft.com/office/drawing/2015/9/8/chartex" xmlns:cx2="http://schemas.microsoft.com/office/drawing/2015/10/21/chartex" xmlns:cx3="http://schemas.microsoft.com/office/drawing/2016/5/9/chartex" xmlns:cx4="http://schemas.microsoft.com/office/drawing/2016/5/10/chartex" xmlns:cx5="http://schemas.microsoft.com/office/drawing/2016/5/11/chartex" xmlns:cx6="http://schemas.microsoft.com/office/drawing/2016/5/12/chartex" xmlns:cx7="http://schemas.microsoft.com/office/drawing/2016/5/13/chartex" xmlns:cx8="http://schemas.microsoft.com/office/drawing/2016/5/14/chartex" xmlns:mc="http://schemas.openxmlformats.org/markup-compatibility/2006" xmlns:aink="http://schemas.microsoft.com/office/drawing/2016/ink" xmlns:am3d="http://schemas.microsoft.com/office/drawing/2017/model3d" xmlns:o="urn:schemas-microsoft-com:office:office" xmlns:oel="http://schemas.microsoft.com/office/2019/extlst" xmlns:r="http://schemas.openxmlformats.org/officeDocument/2006/relationships" xmlns:m="http://schemas.openxmlformats.org/officeDocument/2006/math" xmlns:v="urn:schemas-microsoft-com:vml" xmlns:wp14="http://schemas.microsoft.com/office/word/2010/wordprocessingDrawing" xmlns:wp="http://schemas.openxmlformats.org/drawingml/2006/wordprocessingDrawing" xmlns:w10="urn:schemas-microsoft-com:office:word" xmlns:w="http://schemas.openxmlformats.org/wordprocessingml/2006/main" xmlns:w14="http://schemas.microsoft.com/office/word/2010/wordml" xmlns:w15="http://schemas.microsoft.com/office/word/2012/wordml" xmlns:w16cex="http://schemas.microsoft.com/office/word/2018/wordml/cex" xmlns:w16cid="http://schemas.microsoft.com/office/word/2016/wordml/cid" xmlns:w16="http://schemas.microsoft.com/office/word/2018/wordml" xmlns:w16du="http://schemas.microsoft.com/office/word/2023/wordml/word16du" xmlns:w16sdtdh="http://schemas.microsoft.com/office/word/2020/wordml/sdtdatahash" xmlns:w16sdtfl="http://schemas.microsoft.com/office/word/2024/wordml/sdtformatlock" xmlns:w16se="http://schemas.microsoft.com/office/word/2015/wordml/symex" xmlns:wpg="http://schemas.microsoft.com/office/word/2010/wordprocessingGroup" xmlns:wpi="http://schemas.microsoft.com/office/word/2010/wordprocessingInk" xmlns:wne="http://schemas.microsoft.com/office/word/2006/wordml" xmlns:wps="http://schemas.microsoft.com/office/word/2010/wordprocessingShape" mc:Ignorable="w14 w15 w16se w16cid w16 w16cex w16sdtdh w16sdtfl w16du wp14">
   <w:p>
     <w:pPr>
       <w:pStyle w:val="Encabezado"/>
@@ -3058,7 +3062,7 @@
 </file>
 
 <file path=word/header2.xml><?xml version="1.0" encoding="utf-8"?>
-<w:hdr xmlns:wpc="http://schemas.microsoft.com/office/word/2010/wordprocessingCanvas" xmlns:cx="http://schemas.microsoft.com/office/drawing/2014/chartex" xmlns:cx1="http://schemas.microsoft.com/office/drawing/2015/9/8/chartex" xmlns:cx2="http://schemas.microsoft.com/office/drawing/2015/10/21/chartex" xmlns:cx3="http://schemas.microsoft.com/office/drawing/2016/5/9/chartex" xmlns:cx4="http://schemas.microsoft.com/office/drawing/2016/5/10/chartex" xmlns:cx5="http://schemas.microsoft.com/office/drawing/2016/5/11/chartex" xmlns:cx6="http://schemas.microsoft.com/office/drawing/2016/5/12/chartex" xmlns:cx7="http://schemas.microsoft.com/office/drawing/2016/5/13/chartex" xmlns:cx8="http://schemas.microsoft.com/office/drawing/2016/5/14/chartex" xmlns:mc="http://schemas.openxmlformats.org/markup-compatibility/2006" xmlns:aink="http://schemas.microsoft.com/office/drawing/2016/ink" xmlns:am3d="http://schemas.microsoft.com/office/drawing/2017/model3d" xmlns:o="urn:schemas-microsoft-com:office:office" xmlns:r="http://schemas.openxmlformats.org/officeDocument/2006/relationships" xmlns:m="http://schemas.openxmlformats.org/officeDocument/2006/math" xmlns:v="urn:schemas-microsoft-com:vml" xmlns:wp14="http://schemas.microsoft.com/office/word/2010/wordprocessingDrawing" xmlns:wp="http://schemas.openxmlformats.org/drawingml/2006/wordprocessingDrawing" xmlns:w10="urn:schemas-microsoft-com:office:word" xmlns:w="http://schemas.openxmlformats.org/wordprocessingml/2006/main" xmlns:w14="http://schemas.microsoft.com/office/word/2010/wordml" xmlns:w15="http://schemas.microsoft.com/office/word/2012/wordml" xmlns:w16cex="http://schemas.microsoft.com/office/word/2018/wordml/cex" xmlns:w16cid="http://schemas.microsoft.com/office/word/2016/wordml/cid" xmlns:w16="http://schemas.microsoft.com/office/word/2018/wordml" xmlns:w16sdtdh="http://schemas.microsoft.com/office/word/2020/wordml/sdtdatahash" xmlns:w16se="http://schemas.microsoft.com/office/word/2015/wordml/symex" xmlns:wpg="http://schemas.microsoft.com/office/word/2010/wordprocessingGroup" xmlns:wpi="http://schemas.microsoft.com/office/word/2010/wordprocessingInk" xmlns:wne="http://schemas.microsoft.com/office/word/2006/wordml" xmlns:wps="http://schemas.microsoft.com/office/word/2010/wordprocessingShape" mc:Ignorable="w14 w15 w16se w16cid w16 w16cex w16sdtdh wp14">
+<w:hdr xmlns:wpc="http://schemas.microsoft.com/office/word/2010/wordprocessingCanvas" xmlns:cx="http://schemas.microsoft.com/office/drawing/2014/chartex" xmlns:cx1="http://schemas.microsoft.com/office/drawing/2015/9/8/chartex" xmlns:cx2="http://schemas.microsoft.com/office/drawing/2015/10/21/chartex" xmlns:cx3="http://schemas.microsoft.com/office/drawing/2016/5/9/chartex" xmlns:cx4="http://schemas.microsoft.com/office/drawing/2016/5/10/chartex" xmlns:cx5="http://schemas.microsoft.com/office/drawing/2016/5/11/chartex" xmlns:cx6="http://schemas.microsoft.com/office/drawing/2016/5/12/chartex" xmlns:cx7="http://schemas.microsoft.com/office/drawing/2016/5/13/chartex" xmlns:cx8="http://schemas.microsoft.com/office/drawing/2016/5/14/chartex" xmlns:mc="http://schemas.openxmlformats.org/markup-compatibility/2006" xmlns:aink="http://schemas.microsoft.com/office/drawing/2016/ink" xmlns:am3d="http://schemas.microsoft.com/office/drawing/2017/model3d" xmlns:o="urn:schemas-microsoft-com:office:office" xmlns:oel="http://schemas.microsoft.com/office/2019/extlst" xmlns:r="http://schemas.openxmlformats.org/officeDocument/2006/relationships" xmlns:m="http://schemas.openxmlformats.org/officeDocument/2006/math" xmlns:v="urn:schemas-microsoft-com:vml" xmlns:wp14="http://schemas.microsoft.com/office/word/2010/wordprocessingDrawing" xmlns:wp="http://schemas.openxmlformats.org/drawingml/2006/wordprocessingDrawing" xmlns:w10="urn:schemas-microsoft-com:office:word" xmlns:w="http://schemas.openxmlformats.org/wordprocessingml/2006/main" xmlns:w14="http://schemas.microsoft.com/office/word/2010/wordml" xmlns:w15="http://schemas.microsoft.com/office/word/2012/wordml" xmlns:w16cex="http://schemas.microsoft.com/office/word/2018/wordml/cex" xmlns:w16cid="http://schemas.microsoft.com/office/word/2016/wordml/cid" xmlns:w16="http://schemas.microsoft.com/office/word/2018/wordml" xmlns:w16du="http://schemas.microsoft.com/office/word/2023/wordml/word16du" xmlns:w16sdtdh="http://schemas.microsoft.com/office/word/2020/wordml/sdtdatahash" xmlns:w16sdtfl="http://schemas.microsoft.com/office/word/2024/wordml/sdtformatlock" xmlns:w16se="http://schemas.microsoft.com/office/word/2015/wordml/symex" xmlns:wpg="http://schemas.microsoft.com/office/word/2010/wordprocessingGroup" xmlns:wpi="http://schemas.microsoft.com/office/word/2010/wordprocessingInk" xmlns:wne="http://schemas.microsoft.com/office/word/2006/wordml" xmlns:wps="http://schemas.microsoft.com/office/word/2010/wordprocessingShape" mc:Ignorable="w14 w15 w16se w16cid w16 w16cex w16sdtdh w16sdtfl w16du wp14">
   <w:tbl>
     <w:tblPr>
       <w:tblStyle w:val="Tablaconcuadrcula"/>
@@ -3219,7 +3223,7 @@
 </file>
 
 <file path=word/header3.xml><?xml version="1.0" encoding="utf-8"?>
-<w:hdr xmlns:wpc="http://schemas.microsoft.com/office/word/2010/wordprocessingCanvas" xmlns:cx="http://schemas.microsoft.com/office/drawing/2014/chartex" xmlns:cx1="http://schemas.microsoft.com/office/drawing/2015/9/8/chartex" xmlns:cx2="http://schemas.microsoft.com/office/drawing/2015/10/21/chartex" xmlns:cx3="http://schemas.microsoft.com/office/drawing/2016/5/9/chartex" xmlns:cx4="http://schemas.microsoft.com/office/drawing/2016/5/10/chartex" xmlns:cx5="http://schemas.microsoft.com/office/drawing/2016/5/11/chartex" xmlns:cx6="http://schemas.microsoft.com/office/drawing/2016/5/12/chartex" xmlns:cx7="http://schemas.microsoft.com/office/drawing/2016/5/13/chartex" xmlns:cx8="http://schemas.microsoft.com/office/drawing/2016/5/14/chartex" xmlns:mc="http://schemas.openxmlformats.org/markup-compatibility/2006" xmlns:aink="http://schemas.microsoft.com/office/drawing/2016/ink" xmlns:am3d="http://schemas.microsoft.com/office/drawing/2017/model3d" xmlns:o="urn:schemas-microsoft-com:office:office" xmlns:r="http://schemas.openxmlformats.org/officeDocument/2006/relationships" xmlns:m="http://schemas.openxmlformats.org/officeDocument/2006/math" xmlns:v="urn:schemas-microsoft-com:vml" xmlns:wp14="http://schemas.microsoft.com/office/word/2010/wordprocessingDrawing" xmlns:wp="http://schemas.openxmlformats.org/drawingml/2006/wordprocessingDrawing" xmlns:w10="urn:schemas-microsoft-com:office:word" xmlns:w="http://schemas.openxmlformats.org/wordprocessingml/2006/main" xmlns:w14="http://schemas.microsoft.com/office/word/2010/wordml" xmlns:w15="http://schemas.microsoft.com/office/word/2012/wordml" xmlns:w16cex="http://schemas.microsoft.com/office/word/2018/wordml/cex" xmlns:w16cid="http://schemas.microsoft.com/office/word/2016/wordml/cid" xmlns:w16="http://schemas.microsoft.com/office/word/2018/wordml" xmlns:w16sdtdh="http://schemas.microsoft.com/office/word/2020/wordml/sdtdatahash" xmlns:w16se="http://schemas.microsoft.com/office/word/2015/wordml/symex" xmlns:wpg="http://schemas.microsoft.com/office/word/2010/wordprocessingGroup" xmlns:wpi="http://schemas.microsoft.com/office/word/2010/wordprocessingInk" xmlns:wne="http://schemas.microsoft.com/office/word/2006/wordml" xmlns:wps="http://schemas.microsoft.com/office/word/2010/wordprocessingShape" mc:Ignorable="w14 w15 w16se w16cid w16 w16cex w16sdtdh wp14">
+<w:hdr xmlns:wpc="http://schemas.microsoft.com/office/word/2010/wordprocessingCanvas" xmlns:cx="http://schemas.microsoft.com/office/drawing/2014/chartex" xmlns:cx1="http://schemas.microsoft.com/office/drawing/2015/9/8/chartex" xmlns:cx2="http://schemas.microsoft.com/office/drawing/2015/10/21/chartex" xmlns:cx3="http://schemas.microsoft.com/office/drawing/2016/5/9/chartex" xmlns:cx4="http://schemas.microsoft.com/office/drawing/2016/5/10/chartex" xmlns:cx5="http://schemas.microsoft.com/office/drawing/2016/5/11/chartex" xmlns:cx6="http://schemas.microsoft.com/office/drawing/2016/5/12/chartex" xmlns:cx7="http://schemas.microsoft.com/office/drawing/2016/5/13/chartex" xmlns:cx8="http://schemas.microsoft.com/office/drawing/2016/5/14/chartex" xmlns:mc="http://schemas.openxmlformats.org/markup-compatibility/2006" xmlns:aink="http://schemas.microsoft.com/office/drawing/2016/ink" xmlns:am3d="http://schemas.microsoft.com/office/drawing/2017/model3d" xmlns:o="urn:schemas-microsoft-com:office:office" xmlns:oel="http://schemas.microsoft.com/office/2019/extlst" xmlns:r="http://schemas.openxmlformats.org/officeDocument/2006/relationships" xmlns:m="http://schemas.openxmlformats.org/officeDocument/2006/math" xmlns:v="urn:schemas-microsoft-com:vml" xmlns:wp14="http://schemas.microsoft.com/office/word/2010/wordprocessingDrawing" xmlns:wp="http://schemas.openxmlformats.org/drawingml/2006/wordprocessingDrawing" xmlns:w10="urn:schemas-microsoft-com:office:word" xmlns:w="http://schemas.openxmlformats.org/wordprocessingml/2006/main" xmlns:w14="http://schemas.microsoft.com/office/word/2010/wordml" xmlns:w15="http://schemas.microsoft.com/office/word/2012/wordml" xmlns:w16cex="http://schemas.microsoft.com/office/word/2018/wordml/cex" xmlns:w16cid="http://schemas.microsoft.com/office/word/2016/wordml/cid" xmlns:w16="http://schemas.microsoft.com/office/word/2018/wordml" xmlns:w16du="http://schemas.microsoft.com/office/word/2023/wordml/word16du" xmlns:w16sdtdh="http://schemas.microsoft.com/office/word/2020/wordml/sdtdatahash" xmlns:w16sdtfl="http://schemas.microsoft.com/office/word/2024/wordml/sdtformatlock" xmlns:w16se="http://schemas.microsoft.com/office/word/2015/wordml/symex" xmlns:wpg="http://schemas.microsoft.com/office/word/2010/wordprocessingGroup" xmlns:wpi="http://schemas.microsoft.com/office/word/2010/wordprocessingInk" xmlns:wne="http://schemas.microsoft.com/office/word/2006/wordml" xmlns:wps="http://schemas.microsoft.com/office/word/2010/wordprocessingShape" mc:Ignorable="w14 w15 w16se w16cid w16 w16cex w16sdtdh w16sdtfl w16du wp14">
   <w:tbl>
     <w:tblPr>
       <w:tblStyle w:val="Tablaconcuadrcula"/>
@@ -3510,7 +3514,7 @@
 </file>
 
 <file path=word/numbering.xml><?xml version="1.0" encoding="utf-8"?>
-<w:numbering xmlns:wpc="http://schemas.microsoft.com/office/word/2010/wordprocessingCanvas" xmlns:cx="http://schemas.microsoft.com/office/drawing/2014/chartex" xmlns:cx1="http://schemas.microsoft.com/office/drawing/2015/9/8/chartex" xmlns:cx2="http://schemas.microsoft.com/office/drawing/2015/10/21/chartex" xmlns:cx3="http://schemas.microsoft.com/office/drawing/2016/5/9/chartex" xmlns:cx4="http://schemas.microsoft.com/office/drawing/2016/5/10/chartex" xmlns:cx5="http://schemas.microsoft.com/office/drawing/2016/5/11/chartex" xmlns:cx6="http://schemas.microsoft.com/office/drawing/2016/5/12/chartex" xmlns:cx7="http://schemas.microsoft.com/office/drawing/2016/5/13/chartex" xmlns:cx8="http://schemas.microsoft.com/office/drawing/2016/5/14/chartex" xmlns:mc="http://schemas.openxmlformats.org/markup-compatibility/2006" xmlns:aink="http://schemas.microsoft.com/office/drawing/2016/ink" xmlns:am3d="http://schemas.microsoft.com/office/drawing/2017/model3d" xmlns:o="urn:schemas-microsoft-com:office:office" xmlns:r="http://schemas.openxmlformats.org/officeDocument/2006/relationships" xmlns:m="http://schemas.openxmlformats.org/officeDocument/2006/math" xmlns:v="urn:schemas-microsoft-com:vml" xmlns:wp14="http://schemas.microsoft.com/office/word/2010/wordprocessingDrawing" xmlns:wp="http://schemas.openxmlformats.org/drawingml/2006/wordprocessingDrawing" xmlns:w10="urn:schemas-microsoft-com:office:word" xmlns:w="http://schemas.openxmlformats.org/wordprocessingml/2006/main" xmlns:w14="http://schemas.microsoft.com/office/word/2010/wordml" xmlns:w15="http://schemas.microsoft.com/office/word/2012/wordml" xmlns:w16cex="http://schemas.microsoft.com/office/word/2018/wordml/cex" xmlns:w16cid="http://schemas.microsoft.com/office/word/2016/wordml/cid" xmlns:w16="http://schemas.microsoft.com/office/word/2018/wordml" xmlns:w16sdtdh="http://schemas.microsoft.com/office/word/2020/wordml/sdtdatahash" xmlns:w16se="http://schemas.microsoft.com/office/word/2015/wordml/symex" xmlns:wpg="http://schemas.microsoft.com/office/word/2010/wordprocessingGroup" xmlns:wpi="http://schemas.microsoft.com/office/word/2010/wordprocessingInk" xmlns:wne="http://schemas.microsoft.com/office/word/2006/wordml" xmlns:wps="http://schemas.microsoft.com/office/word/2010/wordprocessingShape" mc:Ignorable="w14 w15 w16se w16cid w16 w16cex w16sdtdh wp14">
+<w:numbering xmlns:wpc="http://schemas.microsoft.com/office/word/2010/wordprocessingCanvas" xmlns:cx="http://schemas.microsoft.com/office/drawing/2014/chartex" xmlns:cx1="http://schemas.microsoft.com/office/drawing/2015/9/8/chartex" xmlns:cx2="http://schemas.microsoft.com/office/drawing/2015/10/21/chartex" xmlns:cx3="http://schemas.microsoft.com/office/drawing/2016/5/9/chartex" xmlns:cx4="http://schemas.microsoft.com/office/drawing/2016/5/10/chartex" xmlns:cx5="http://schemas.microsoft.com/office/drawing/2016/5/11/chartex" xmlns:cx6="http://schemas.microsoft.com/office/drawing/2016/5/12/chartex" xmlns:cx7="http://schemas.microsoft.com/office/drawing/2016/5/13/chartex" xmlns:cx8="http://schemas.microsoft.com/office/drawing/2016/5/14/chartex" xmlns:mc="http://schemas.openxmlformats.org/markup-compatibility/2006" xmlns:aink="http://schemas.microsoft.com/office/drawing/2016/ink" xmlns:am3d="http://schemas.microsoft.com/office/drawing/2017/model3d" xmlns:o="urn:schemas-microsoft-com:office:office" xmlns:oel="http://schemas.microsoft.com/office/2019/extlst" xmlns:r="http://schemas.openxmlformats.org/officeDocument/2006/relationships" xmlns:m="http://schemas.openxmlformats.org/officeDocument/2006/math" xmlns:v="urn:schemas-microsoft-com:vml" xmlns:wp14="http://schemas.microsoft.com/office/word/2010/wordprocessingDrawing" xmlns:wp="http://schemas.openxmlformats.org/drawingml/2006/wordprocessingDrawing" xmlns:w10="urn:schemas-microsoft-com:office:word" xmlns:w="http://schemas.openxmlformats.org/wordprocessingml/2006/main" xmlns:w14="http://schemas.microsoft.com/office/word/2010/wordml" xmlns:w15="http://schemas.microsoft.com/office/word/2012/wordml" xmlns:w16cex="http://schemas.microsoft.com/office/word/2018/wordml/cex" xmlns:w16cid="http://schemas.microsoft.com/office/word/2016/wordml/cid" xmlns:w16="http://schemas.microsoft.com/office/word/2018/wordml" xmlns:w16du="http://schemas.microsoft.com/office/word/2023/wordml/word16du" xmlns:w16sdtdh="http://schemas.microsoft.com/office/word/2020/wordml/sdtdatahash" xmlns:w16sdtfl="http://schemas.microsoft.com/office/word/2024/wordml/sdtformatlock" xmlns:w16se="http://schemas.microsoft.com/office/word/2015/wordml/symex" xmlns:wpg="http://schemas.microsoft.com/office/word/2010/wordprocessingGroup" xmlns:wpi="http://schemas.microsoft.com/office/word/2010/wordprocessingInk" xmlns:wne="http://schemas.microsoft.com/office/word/2006/wordml" xmlns:wps="http://schemas.microsoft.com/office/word/2010/wordprocessingShape" mc:Ignorable="w14 w15 w16se w16cid w16 w16cex w16sdtdh w16sdtfl w16du wp14">
   <w:abstractNum w:abstractNumId="0" w15:restartNumberingAfterBreak="0">
     <w:nsid w:val="049156A1"/>
     <w:multiLevelType w:val="hybridMultilevel"/>
@@ -8196,127 +8200,127 @@
       </w:rPr>
     </w:lvl>
   </w:abstractNum>
-  <w:num w:numId="1">
+  <w:num w:numId="1" w16cid:durableId="906453471">
     <w:abstractNumId w:val="3"/>
   </w:num>
-  <w:num w:numId="2">
+  <w:num w:numId="2" w16cid:durableId="222641896">
     <w:abstractNumId w:val="9"/>
   </w:num>
-  <w:num w:numId="3">
+  <w:num w:numId="3" w16cid:durableId="1499034659">
     <w:abstractNumId w:val="13"/>
   </w:num>
-  <w:num w:numId="4">
+  <w:num w:numId="4" w16cid:durableId="1476218972">
     <w:abstractNumId w:val="29"/>
   </w:num>
-  <w:num w:numId="5">
+  <w:num w:numId="5" w16cid:durableId="1975328794">
     <w:abstractNumId w:val="31"/>
   </w:num>
-  <w:num w:numId="6">
+  <w:num w:numId="6" w16cid:durableId="1962761348">
     <w:abstractNumId w:val="4"/>
   </w:num>
-  <w:num w:numId="7">
+  <w:num w:numId="7" w16cid:durableId="2094234772">
     <w:abstractNumId w:val="12"/>
   </w:num>
-  <w:num w:numId="8">
+  <w:num w:numId="8" w16cid:durableId="1320697192">
     <w:abstractNumId w:val="20"/>
   </w:num>
-  <w:num w:numId="9">
+  <w:num w:numId="9" w16cid:durableId="415326029">
     <w:abstractNumId w:val="16"/>
   </w:num>
-  <w:num w:numId="10">
+  <w:num w:numId="10" w16cid:durableId="2058161524">
     <w:abstractNumId w:val="10"/>
   </w:num>
-  <w:num w:numId="11">
+  <w:num w:numId="11" w16cid:durableId="1447231951">
     <w:abstractNumId w:val="25"/>
   </w:num>
-  <w:num w:numId="12">
+  <w:num w:numId="12" w16cid:durableId="1425952435">
     <w:abstractNumId w:val="36"/>
   </w:num>
-  <w:num w:numId="13">
+  <w:num w:numId="13" w16cid:durableId="439761362">
     <w:abstractNumId w:val="30"/>
   </w:num>
-  <w:num w:numId="14">
+  <w:num w:numId="14" w16cid:durableId="887956947">
     <w:abstractNumId w:val="1"/>
   </w:num>
-  <w:num w:numId="15">
+  <w:num w:numId="15" w16cid:durableId="1871607893">
     <w:abstractNumId w:val="37"/>
   </w:num>
-  <w:num w:numId="16">
+  <w:num w:numId="16" w16cid:durableId="1567885016">
     <w:abstractNumId w:val="22"/>
   </w:num>
-  <w:num w:numId="17">
+  <w:num w:numId="17" w16cid:durableId="479928949">
     <w:abstractNumId w:val="18"/>
   </w:num>
-  <w:num w:numId="18">
+  <w:num w:numId="18" w16cid:durableId="697975396">
     <w:abstractNumId w:val="32"/>
   </w:num>
-  <w:num w:numId="19">
+  <w:num w:numId="19" w16cid:durableId="215430287">
     <w:abstractNumId w:val="11"/>
   </w:num>
-  <w:num w:numId="20">
+  <w:num w:numId="20" w16cid:durableId="1452018346">
     <w:abstractNumId w:val="40"/>
   </w:num>
-  <w:num w:numId="21">
+  <w:num w:numId="21" w16cid:durableId="2125803222">
     <w:abstractNumId w:val="35"/>
   </w:num>
-  <w:num w:numId="22">
+  <w:num w:numId="22" w16cid:durableId="2046363348">
     <w:abstractNumId w:val="14"/>
   </w:num>
-  <w:num w:numId="23">
+  <w:num w:numId="23" w16cid:durableId="2122915851">
     <w:abstractNumId w:val="15"/>
   </w:num>
-  <w:num w:numId="24">
+  <w:num w:numId="24" w16cid:durableId="1420103794">
     <w:abstractNumId w:val="5"/>
   </w:num>
-  <w:num w:numId="25">
+  <w:num w:numId="25" w16cid:durableId="1093016972">
     <w:abstractNumId w:val="17"/>
   </w:num>
-  <w:num w:numId="26">
+  <w:num w:numId="26" w16cid:durableId="1348871107">
     <w:abstractNumId w:val="21"/>
   </w:num>
-  <w:num w:numId="27">
+  <w:num w:numId="27" w16cid:durableId="445278340">
     <w:abstractNumId w:val="24"/>
   </w:num>
-  <w:num w:numId="28">
+  <w:num w:numId="28" w16cid:durableId="2087341613">
     <w:abstractNumId w:val="0"/>
   </w:num>
-  <w:num w:numId="29">
+  <w:num w:numId="29" w16cid:durableId="1506945279">
     <w:abstractNumId w:val="19"/>
   </w:num>
-  <w:num w:numId="30">
+  <w:num w:numId="30" w16cid:durableId="53049707">
     <w:abstractNumId w:val="23"/>
   </w:num>
-  <w:num w:numId="31">
+  <w:num w:numId="31" w16cid:durableId="491458415">
     <w:abstractNumId w:val="2"/>
   </w:num>
-  <w:num w:numId="32">
+  <w:num w:numId="32" w16cid:durableId="1403944079">
     <w:abstractNumId w:val="7"/>
   </w:num>
-  <w:num w:numId="33">
+  <w:num w:numId="33" w16cid:durableId="1952055947">
     <w:abstractNumId w:val="33"/>
   </w:num>
-  <w:num w:numId="34">
+  <w:num w:numId="34" w16cid:durableId="338460525">
     <w:abstractNumId w:val="39"/>
   </w:num>
-  <w:num w:numId="35">
+  <w:num w:numId="35" w16cid:durableId="133837280">
     <w:abstractNumId w:val="6"/>
   </w:num>
-  <w:num w:numId="36">
+  <w:num w:numId="36" w16cid:durableId="767118133">
     <w:abstractNumId w:val="26"/>
   </w:num>
-  <w:num w:numId="37">
+  <w:num w:numId="37" w16cid:durableId="1595169105">
     <w:abstractNumId w:val="38"/>
   </w:num>
-  <w:num w:numId="38">
+  <w:num w:numId="38" w16cid:durableId="529563141">
     <w:abstractNumId w:val="28"/>
   </w:num>
-  <w:num w:numId="39">
+  <w:num w:numId="39" w16cid:durableId="1975021772">
     <w:abstractNumId w:val="27"/>
   </w:num>
-  <w:num w:numId="40">
+  <w:num w:numId="40" w16cid:durableId="2101215804">
     <w:abstractNumId w:val="34"/>
   </w:num>
-  <w:num w:numId="41">
+  <w:num w:numId="41" w16cid:durableId="995111507">
     <w:abstractNumId w:val="8"/>
   </w:num>
   <w:numIdMacAtCleanup w:val="18"/>
@@ -8324,7 +8328,7 @@
 </file>
 
 <file path=word/styles.xml><?xml version="1.0" encoding="utf-8"?>
-<w:styles xmlns:mc="http://schemas.openxmlformats.org/markup-compatibility/2006" xmlns:r="http://schemas.openxmlformats.org/officeDocument/2006/relationships" xmlns:w="http://schemas.openxmlformats.org/wordprocessingml/2006/main" xmlns:w14="http://schemas.microsoft.com/office/word/2010/wordml" xmlns:w15="http://schemas.microsoft.com/office/word/2012/wordml" xmlns:w16cex="http://schemas.microsoft.com/office/word/2018/wordml/cex" xmlns:w16cid="http://schemas.microsoft.com/office/word/2016/wordml/cid" xmlns:w16="http://schemas.microsoft.com/office/word/2018/wordml" xmlns:w16sdtdh="http://schemas.microsoft.com/office/word/2020/wordml/sdtdatahash" xmlns:w16se="http://schemas.microsoft.com/office/word/2015/wordml/symex" mc:Ignorable="w14 w15 w16se w16cid w16 w16cex w16sdtdh">
+<w:styles xmlns:mc="http://schemas.openxmlformats.org/markup-compatibility/2006" xmlns:r="http://schemas.openxmlformats.org/officeDocument/2006/relationships" xmlns:w="http://schemas.openxmlformats.org/wordprocessingml/2006/main" xmlns:w14="http://schemas.microsoft.com/office/word/2010/wordml" xmlns:w15="http://schemas.microsoft.com/office/word/2012/wordml" xmlns:w16cex="http://schemas.microsoft.com/office/word/2018/wordml/cex" xmlns:w16cid="http://schemas.microsoft.com/office/word/2016/wordml/cid" xmlns:w16="http://schemas.microsoft.com/office/word/2018/wordml" xmlns:w16du="http://schemas.microsoft.com/office/word/2023/wordml/word16du" xmlns:w16sdtdh="http://schemas.microsoft.com/office/word/2020/wordml/sdtdatahash" xmlns:w16sdtfl="http://schemas.microsoft.com/office/word/2024/wordml/sdtformatlock" xmlns:w16se="http://schemas.microsoft.com/office/word/2015/wordml/symex" mc:Ignorable="w14 w15 w16se w16cid w16 w16cex w16sdtdh w16sdtfl w16du">
   <w:docDefaults>
     <w:rPrDefault>
       <w:rPr>
@@ -8446,6 +8450,7 @@
     <w:lsdException w:name="HTML Sample" w:semiHidden="1" w:unhideWhenUsed="1"/>
     <w:lsdException w:name="HTML Typewriter" w:semiHidden="1" w:unhideWhenUsed="1"/>
     <w:lsdException w:name="HTML Variable" w:semiHidden="1" w:unhideWhenUsed="1"/>
+    <w:lsdException w:name="Normal Table" w:semiHidden="1" w:unhideWhenUsed="1"/>
     <w:lsdException w:name="annotation subject" w:semiHidden="1" w:unhideWhenUsed="1"/>
     <w:lsdException w:name="No List" w:semiHidden="1" w:unhideWhenUsed="1"/>
     <w:lsdException w:name="Outline List 1" w:semiHidden="1" w:unhideWhenUsed="1"/>
@@ -8488,8 +8493,11 @@
     <w:lsdException w:name="Table Contemporary" w:semiHidden="1" w:unhideWhenUsed="1"/>
     <w:lsdException w:name="Table Elegant" w:semiHidden="1" w:unhideWhenUsed="1"/>
     <w:lsdException w:name="Table Professional" w:semiHidden="1" w:unhideWhenUsed="1"/>
+    <w:lsdException w:name="Table Subtle 1" w:semiHidden="1" w:unhideWhenUsed="1"/>
     <w:lsdException w:name="Table Subtle 2" w:semiHidden="1" w:unhideWhenUsed="1"/>
     <w:lsdException w:name="Table Web 1" w:semiHidden="1" w:unhideWhenUsed="1"/>
+    <w:lsdException w:name="Table Web 2" w:semiHidden="1" w:unhideWhenUsed="1"/>
+    <w:lsdException w:name="Table Web 3" w:semiHidden="1" w:unhideWhenUsed="1"/>
     <w:lsdException w:name="Balloon Text" w:semiHidden="1" w:unhideWhenUsed="1"/>
     <w:lsdException w:name="Table Grid" w:uiPriority="39"/>
     <w:lsdException w:name="Table Theme" w:semiHidden="1" w:unhideWhenUsed="1"/>
@@ -10087,6 +10095,25 @@
 </file>
 
 <file path=customXml/item1.xml><?xml version="1.0" encoding="utf-8"?>
+<b:Sources xmlns:b="http://schemas.openxmlformats.org/officeDocument/2006/bibliography" xmlns="http://schemas.openxmlformats.org/officeDocument/2006/bibliography" SelectedStyle="\APASixthEditionOfficeOnline.xsl" StyleName="APA" Version="6"/>
+</file>
+
+<file path=customXml/item2.xml><?xml version="1.0" encoding="utf-8"?>
+<?mso-contentType ?>
+<FormTemplates xmlns="http://schemas.microsoft.com/sharepoint/v3/contenttype/forms">
+  <Display>DocumentLibraryForm</Display>
+  <Edit>DocumentLibraryForm</Edit>
+  <New>DocumentLibraryForm</New>
+</FormTemplates>
+</file>
+
+<file path=customXml/item3.xml><?xml version="1.0" encoding="utf-8"?>
+<p:properties xmlns:p="http://schemas.microsoft.com/office/2006/metadata/properties" xmlns:xsi="http://www.w3.org/2001/XMLSchema-instance" xmlns:pc="http://schemas.microsoft.com/office/infopath/2007/PartnerControls">
+  <documentManagement/>
+</p:properties>
+</file>
+
+<file path=customXml/item4.xml><?xml version="1.0" encoding="utf-8"?>
 <ct:contentTypeSchema xmlns:ct="http://schemas.microsoft.com/office/2006/metadata/contentType" xmlns:ma="http://schemas.microsoft.com/office/2006/metadata/properties/metaAttributes" ct:_="" ma:_="" ma:contentTypeName="Documento" ma:contentTypeID="0x010100E96778489EE7714D8BD12CC105EB918B" ma:contentTypeVersion="2" ma:contentTypeDescription="Crear nuevo documento." ma:contentTypeScope="" ma:versionID="416c5c7ae9b5d54d83875cd3c65194e3">
   <xsd:schema xmlns:xsd="http://www.w3.org/2001/XMLSchema" xmlns:xs="http://www.w3.org/2001/XMLSchema" xmlns:p="http://schemas.microsoft.com/office/2006/metadata/properties" xmlns:ns2="126e8a1c-9ea9-435a-ac89-d06c80d62e30" targetNamespace="http://schemas.microsoft.com/office/2006/metadata/properties" ma:root="true" ma:fieldsID="70a237c842677bd850644f8595079f5e" ns2:_="">
     <xsd:import namespace="126e8a1c-9ea9-435a-ac89-d06c80d62e30"/>
@@ -10218,26 +10245,32 @@
 </ct:contentTypeSchema>
 </file>
 
-<file path=customXml/item2.xml><?xml version="1.0" encoding="utf-8"?>
-<p:properties xmlns:p="http://schemas.microsoft.com/office/2006/metadata/properties" xmlns:xsi="http://www.w3.org/2001/XMLSchema-instance" xmlns:pc="http://schemas.microsoft.com/office/infopath/2007/PartnerControls">
-  <documentManagement/>
-</p:properties>
+<file path=customXml/itemProps1.xml><?xml version="1.0" encoding="utf-8"?>
+<ds:datastoreItem xmlns:ds="http://schemas.openxmlformats.org/officeDocument/2006/customXml" ds:itemID="{6E8A10B9-B765-4F0B-A47F-7CB788CD8F65}">
+  <ds:schemaRefs>
+    <ds:schemaRef ds:uri="http://schemas.openxmlformats.org/officeDocument/2006/bibliography"/>
+  </ds:schemaRefs>
+</ds:datastoreItem>
 </file>
 
-<file path=customXml/item3.xml><?xml version="1.0" encoding="utf-8"?>
-<?mso-contentType ?>
-<FormTemplates xmlns="http://schemas.microsoft.com/sharepoint/v3/contenttype/forms">
-  <Display>DocumentLibraryForm</Display>
-  <Edit>DocumentLibraryForm</Edit>
-  <New>DocumentLibraryForm</New>
-</FormTemplates>
+<file path=customXml/itemProps2.xml><?xml version="1.0" encoding="utf-8"?>
+<ds:datastoreItem xmlns:ds="http://schemas.openxmlformats.org/officeDocument/2006/customXml" ds:itemID="{DABAA964-10BA-4DBC-ABF2-CDEAC0FAF7AA}">
+  <ds:schemaRefs>
+    <ds:schemaRef ds:uri="http://schemas.microsoft.com/sharepoint/v3/contenttype/forms"/>
+  </ds:schemaRefs>
+</ds:datastoreItem>
 </file>
 
-<file path=customXml/item4.xml><?xml version="1.0" encoding="utf-8"?>
-<b:Sources xmlns:b="http://schemas.openxmlformats.org/officeDocument/2006/bibliography" xmlns="http://schemas.openxmlformats.org/officeDocument/2006/bibliography" SelectedStyle="\APASixthEditionOfficeOnline.xsl" StyleName="APA" Version="6"/>
+<file path=customXml/itemProps3.xml><?xml version="1.0" encoding="utf-8"?>
+<ds:datastoreItem xmlns:ds="http://schemas.openxmlformats.org/officeDocument/2006/customXml" ds:itemID="{5F1783E3-BA1C-4CA3-8E32-C9B378BBED03}">
+  <ds:schemaRefs>
+    <ds:schemaRef ds:uri="http://schemas.microsoft.com/office/2006/metadata/properties"/>
+    <ds:schemaRef ds:uri="http://schemas.microsoft.com/office/infopath/2007/PartnerControls"/>
+  </ds:schemaRefs>
+</ds:datastoreItem>
 </file>
 
-<file path=customXml/itemProps1.xml><?xml version="1.0" encoding="utf-8"?>
+<file path=customXml/itemProps4.xml><?xml version="1.0" encoding="utf-8"?>
 <ds:datastoreItem xmlns:ds="http://schemas.openxmlformats.org/officeDocument/2006/customXml" ds:itemID="{767CD2D5-7A6C-47C3-9B54-C4225C74DD0B}">
   <ds:schemaRefs>
     <ds:schemaRef ds:uri="http://schemas.microsoft.com/office/2006/metadata/contentType"/>
@@ -10253,29 +10286,4 @@
     <ds:schemaRef ds:uri="http://schemas.microsoft.com/internal/obd"/>
   </ds:schemaRefs>
 </ds:datastoreItem>
-</file>
-
-<file path=customXml/itemProps2.xml><?xml version="1.0" encoding="utf-8"?>
-<ds:datastoreItem xmlns:ds="http://schemas.openxmlformats.org/officeDocument/2006/customXml" ds:itemID="{5F1783E3-BA1C-4CA3-8E32-C9B378BBED03}">
-  <ds:schemaRefs>
-    <ds:schemaRef ds:uri="http://schemas.microsoft.com/office/2006/metadata/properties"/>
-    <ds:schemaRef ds:uri="http://schemas.microsoft.com/office/infopath/2007/PartnerControls"/>
-  </ds:schemaRefs>
-</ds:datastoreItem>
-</file>
-
-<file path=customXml/itemProps3.xml><?xml version="1.0" encoding="utf-8"?>
-<ds:datastoreItem xmlns:ds="http://schemas.openxmlformats.org/officeDocument/2006/customXml" ds:itemID="{DABAA964-10BA-4DBC-ABF2-CDEAC0FAF7AA}">
-  <ds:schemaRefs>
-    <ds:schemaRef ds:uri="http://schemas.microsoft.com/sharepoint/v3/contenttype/forms"/>
-  </ds:schemaRefs>
-</ds:datastoreItem>
-</file>
-
-<file path=customXml/itemProps4.xml><?xml version="1.0" encoding="utf-8"?>
-<ds:datastoreItem xmlns:ds="http://schemas.openxmlformats.org/officeDocument/2006/customXml" ds:itemID="{6E8A10B9-B765-4F0B-A47F-7CB788CD8F65}">
-  <ds:schemaRefs>
-    <ds:schemaRef ds:uri="http://schemas.openxmlformats.org/officeDocument/2006/bibliography"/>
-  </ds:schemaRefs>
-</ds:datastoreItem>
 </file>